--- a/por/docx/016.content.docx
+++ b/por/docx/016.content.docx
@@ -1703,7 +1703,19 @@
         <w:rPr>
           <w:lang w:val="pt_PT" w:bidi="pt_PT"/>
         </w:rPr>
-        <w:t>1Jo 3.11,23</w:t>
+        <w:t>1Jo 3.11</w:t>
+      </w:r>
+      <w:r>
+        <w:rPr>
+          <w:lang w:val="pt_PT" w:bidi="pt_PT"/>
+        </w:rPr>
+        <w:t>,</w:t>
+      </w:r>
+      <w:r>
+        <w:rPr>
+          <w:lang w:val="pt_PT" w:bidi="pt_PT"/>
+        </w:rPr>
+        <w:t>23</w:t>
       </w:r>
       <w:r>
         <w:rPr>
@@ -1715,7 +1727,19 @@
         <w:rPr>
           <w:lang w:val="pt_PT" w:bidi="pt_PT"/>
         </w:rPr>
-        <w:t>4.7,11–12</w:t>
+        <w:t>4.7</w:t>
+      </w:r>
+      <w:r>
+        <w:rPr>
+          <w:lang w:val="pt_PT" w:bidi="pt_PT"/>
+        </w:rPr>
+        <w:t>,</w:t>
+      </w:r>
+      <w:r>
+        <w:rPr>
+          <w:lang w:val="pt_PT" w:bidi="pt_PT"/>
+        </w:rPr>
+        <w:t>11–12</w:t>
       </w:r>
       <w:r>
         <w:rPr>
@@ -1872,7 +1896,19 @@
         <w:rPr>
           <w:lang w:val="pt_PT" w:bidi="pt_PT"/>
         </w:rPr>
-        <w:t>Lv 19.18,34</w:t>
+        <w:t>Lv 19.18</w:t>
+      </w:r>
+      <w:r>
+        <w:rPr>
+          <w:lang w:val="pt_PT" w:bidi="pt_PT"/>
+        </w:rPr>
+        <w:t>,</w:t>
+      </w:r>
+      <w:r>
+        <w:rPr>
+          <w:lang w:val="pt_PT" w:bidi="pt_PT"/>
+        </w:rPr>
+        <w:t>34</w:t>
       </w:r>
       <w:r>
         <w:rPr>
@@ -14541,6 +14577,46 @@
           <w:lang w:val="pt_PT" w:bidi="pt_PT"/>
         </w:rPr>
         <w:t>).</w:t>
+      </w:r>
+    </w:p>
+    <w:p>
+      <w:pPr>
+        <w:pStyle w:val="Heading3"/>
+      </w:pPr>
+      <w:r>
+        <w:rPr>
+          <w:b/>
+          <w:lang w:val="pt_PT" w:bidi="pt_PT"/>
+        </w:rPr>
+        <w:t>Um lugar venerado: o Monte das Oliveiras</w:t>
+      </w:r>
+    </w:p>
+    <w:p>
+      <w:pPr/>
+      <w:r>
+        <w:rPr>
+          <w:lang w:val="pt_PT" w:bidi="pt_PT"/>
+        </w:rPr>
+      </w:r>
+      <w:r>
+        <w:rPr>
+          <w:lang w:val="pt_PT" w:bidi="pt_PT"/>
+        </w:rPr>
+        <w:t>O Monte das Oliveiras logo se tornou um centro de devoção cristã. Na era bizantina — a era do Império Romano do Oriente —, havia vinte e quatro igrejas no monte, habitadas por grande número de monges e monjas. A igreja de Constantino dominava o cume, celebrando a ascensão de Cristo, quando ele retornou aos céus. Por volta do século IV, os bispos de Jerusalém também eram frequentemente sepultados ali.</w:t>
+      </w:r>
+    </w:p>
+    <w:p>
+      <w:pPr/>
+      <w:r>
+        <w:rPr>
+          <w:lang w:val="pt_PT" w:bidi="pt_PT"/>
+        </w:rPr>
+      </w:r>
+      <w:r>
+        <w:rPr>
+          <w:lang w:val="pt_PT" w:bidi="pt_PT"/>
+        </w:rPr>
+        <w:t>Judeus e muçulmanos também reverenciam o Monte das Oliveiras, pois acreditam que ele estará ligado ao Juízo Final. Segundo o Talmude (um texto religioso judaico fundamental), os justos ressuscitarão entre Jerusalém e o Monte das Oliveiras. Essa crença ajuda a explicar a existência de grandes cemitérios judaicos e muçulmanos, especialmente na encosta ocidental do monte. Cristãos, judeus e muçulmanos associam o Monte das Oliveiras ao Dia do Senhor — o momento em que Deus julgará o mundo.</w:t>
       </w:r>
       <w:r>
         <w:rPr>
